--- a/attached_assets/recibo_avista_template.docx
+++ b/attached_assets/recibo_avista_template.docx
@@ -181,7 +181,23 @@
           <w:sz w:val="24"/>
           <w:szCs w:val="24"/>
         </w:rPr>
-        <w:t xml:space="preserve">, telefone [TELEFONE], residente e domiciliad[GENEROC2] na [RUA1], nº [NUMERO1], Bairro [BAIRRO1], CEP [CEP], [CIDADE1] - [ESTADO1], ora em diante chamad[GENEROC2] simplesmente </w:t>
+        <w:t xml:space="preserve">, telefone [TELEFONE], residente e </w:t>
+      </w:r>
+      <w:proofErr w:type="gramStart"/>
+      <w:r>
+        <w:rPr>
+          <w:sz w:val="24"/>
+          <w:szCs w:val="24"/>
+        </w:rPr>
+        <w:t>domiciliad[</w:t>
+      </w:r>
+      <w:proofErr w:type="gramEnd"/>
+      <w:r>
+        <w:rPr>
+          <w:sz w:val="24"/>
+          <w:szCs w:val="24"/>
+        </w:rPr>
+        <w:t xml:space="preserve">GENEROC2] na [RUA1], nº [NUMERO1], Bairro [BAIRRO1], CEP [CEP], [CIDADE1] - [ESTADO1], ora em diante chamad[GENEROC2] simplesmente </w:t>
       </w:r>
       <w:r>
         <w:rPr>
@@ -402,7 +418,6 @@
         </w:rPr>
         <w:t xml:space="preserve">, </w:t>
       </w:r>
-      <w:bookmarkStart w:id="0" w:name="_GoBack"/>
       <w:r>
         <w:rPr>
           <w:sz w:val="24"/>
@@ -415,15 +430,7 @@
           <w:sz w:val="24"/>
           <w:szCs w:val="24"/>
         </w:rPr>
-        <w:t xml:space="preserve"> </w:t>
-      </w:r>
-      <w:bookmarkEnd w:id="0"/>
-      <w:r>
-        <w:rPr>
-          <w:sz w:val="24"/>
-          <w:szCs w:val="24"/>
-        </w:rPr>
-        <w:t>metros de frente, lateral direita medindo [LATERAL_DIREITA] metros, lateral esquerda medindo [LATERAL_ESQUERDA] metros e medindo [FUNDOS] metros de fundos, com área total de [AREA_TOTAL] metros quadrados.</w:t>
+        <w:t xml:space="preserve"> metros de frente, lateral direita medindo [LATERAL_DIREITA] metros, lateral esquerda medindo [LATERAL_ESQUERDA] metros e medindo [FUNDOS] metros de fundos, com área total de [AREA_TOTAL] metros quadrados.</w:t>
       </w:r>
     </w:p>
     <w:p>
@@ -2024,70 +2031,8 @@
     <w:pPr>
       <w:pStyle w:val="Cabealho"/>
     </w:pPr>
-    <w:r>
-      <w:rPr>
-        <w:b/>
-        <w:noProof/>
-        <w:color w:val="000000" w:themeColor="text1"/>
-        <w:u w:val="single"/>
-        <w:lang w:val="pt-BR" w:eastAsia="pt-BR"/>
-      </w:rPr>
-      <w:drawing>
-        <wp:anchor distT="0" distB="0" distL="114300" distR="114300" simplePos="0" relativeHeight="487553024" behindDoc="1" locked="0" layoutInCell="1" allowOverlap="1" wp14:anchorId="188B717A" wp14:editId="388D208A">
-          <wp:simplePos x="0" y="0"/>
-          <wp:positionH relativeFrom="column">
-            <wp:posOffset>-752798</wp:posOffset>
-          </wp:positionH>
-          <wp:positionV relativeFrom="paragraph">
-            <wp:posOffset>-699291</wp:posOffset>
-          </wp:positionV>
-          <wp:extent cx="1227214" cy="828000"/>
-          <wp:effectExtent l="0" t="0" r="0" b="0"/>
-          <wp:wrapNone/>
-          <wp:docPr id="4" name="Imagem 4"/>
-          <wp:cNvGraphicFramePr>
-            <a:graphicFrameLocks xmlns:a="http://schemas.openxmlformats.org/drawingml/2006/main" noChangeAspect="1"/>
-          </wp:cNvGraphicFramePr>
-          <a:graphic xmlns:a="http://schemas.openxmlformats.org/drawingml/2006/main">
-            <a:graphicData uri="http://schemas.openxmlformats.org/drawingml/2006/picture">
-              <pic:pic xmlns:pic="http://schemas.openxmlformats.org/drawingml/2006/picture">
-                <pic:nvPicPr>
-                  <pic:cNvPr id="0" name="logo.jpg"/>
-                  <pic:cNvPicPr/>
-                </pic:nvPicPr>
-                <pic:blipFill>
-                  <a:blip r:embed="rId1">
-                    <a:extLst>
-                      <a:ext uri="{28A0092B-C50C-407E-A947-70E740481C1C}">
-                        <a14:useLocalDpi xmlns:a14="http://schemas.microsoft.com/office/drawing/2010/main" val="0"/>
-                      </a:ext>
-                    </a:extLst>
-                  </a:blip>
-                  <a:stretch>
-                    <a:fillRect/>
-                  </a:stretch>
-                </pic:blipFill>
-                <pic:spPr>
-                  <a:xfrm>
-                    <a:off x="0" y="0"/>
-                    <a:ext cx="1227214" cy="828000"/>
-                  </a:xfrm>
-                  <a:prstGeom prst="rect">
-                    <a:avLst/>
-                  </a:prstGeom>
-                </pic:spPr>
-              </pic:pic>
-            </a:graphicData>
-          </a:graphic>
-          <wp14:sizeRelH relativeFrom="page">
-            <wp14:pctWidth>0</wp14:pctWidth>
-          </wp14:sizeRelH>
-          <wp14:sizeRelV relativeFrom="page">
-            <wp14:pctHeight>0</wp14:pctHeight>
-          </wp14:sizeRelV>
-        </wp:anchor>
-      </w:drawing>
-    </w:r>
+    <w:bookmarkStart w:id="0" w:name="_GoBack"/>
+    <w:bookmarkEnd w:id="0"/>
   </w:p>
 </w:hdr>
 </file>
@@ -2108,70 +2053,6 @@
         <w:u w:val="single"/>
       </w:rPr>
     </w:pPr>
-    <w:r>
-      <w:rPr>
-        <w:b/>
-        <w:noProof/>
-        <w:color w:val="000000" w:themeColor="text1"/>
-        <w:u w:val="single"/>
-        <w:lang w:val="pt-BR" w:eastAsia="pt-BR"/>
-      </w:rPr>
-      <w:drawing>
-        <wp:anchor distT="0" distB="0" distL="114300" distR="114300" simplePos="0" relativeHeight="487550976" behindDoc="1" locked="0" layoutInCell="1" allowOverlap="1" wp14:anchorId="2DCCEDAA" wp14:editId="29C659CB">
-          <wp:simplePos x="0" y="0"/>
-          <wp:positionH relativeFrom="column">
-            <wp:posOffset>-681355</wp:posOffset>
-          </wp:positionH>
-          <wp:positionV relativeFrom="paragraph">
-            <wp:posOffset>-512325</wp:posOffset>
-          </wp:positionV>
-          <wp:extent cx="1227214" cy="828000"/>
-          <wp:effectExtent l="0" t="0" r="0" b="0"/>
-          <wp:wrapNone/>
-          <wp:docPr id="7" name="Imagem 7"/>
-          <wp:cNvGraphicFramePr>
-            <a:graphicFrameLocks xmlns:a="http://schemas.openxmlformats.org/drawingml/2006/main" noChangeAspect="1"/>
-          </wp:cNvGraphicFramePr>
-          <a:graphic xmlns:a="http://schemas.openxmlformats.org/drawingml/2006/main">
-            <a:graphicData uri="http://schemas.openxmlformats.org/drawingml/2006/picture">
-              <pic:pic xmlns:pic="http://schemas.openxmlformats.org/drawingml/2006/picture">
-                <pic:nvPicPr>
-                  <pic:cNvPr id="0" name="logo.jpg"/>
-                  <pic:cNvPicPr/>
-                </pic:nvPicPr>
-                <pic:blipFill>
-                  <a:blip r:embed="rId1">
-                    <a:extLst>
-                      <a:ext uri="{28A0092B-C50C-407E-A947-70E740481C1C}">
-                        <a14:useLocalDpi xmlns:a14="http://schemas.microsoft.com/office/drawing/2010/main" val="0"/>
-                      </a:ext>
-                    </a:extLst>
-                  </a:blip>
-                  <a:stretch>
-                    <a:fillRect/>
-                  </a:stretch>
-                </pic:blipFill>
-                <pic:spPr>
-                  <a:xfrm>
-                    <a:off x="0" y="0"/>
-                    <a:ext cx="1227214" cy="828000"/>
-                  </a:xfrm>
-                  <a:prstGeom prst="rect">
-                    <a:avLst/>
-                  </a:prstGeom>
-                </pic:spPr>
-              </pic:pic>
-            </a:graphicData>
-          </a:graphic>
-          <wp14:sizeRelH relativeFrom="page">
-            <wp14:pctWidth>0</wp14:pctWidth>
-          </wp14:sizeRelH>
-          <wp14:sizeRelV relativeFrom="page">
-            <wp14:pctHeight>0</wp14:pctHeight>
-          </wp14:sizeRelV>
-        </wp:anchor>
-      </w:drawing>
-    </w:r>
     <w:r>
       <w:rPr>
         <w:rFonts w:ascii="Arial MT" w:hAnsi="Arial MT"/>
@@ -3364,7 +3245,7 @@
 </file>
 
 <file path=customXml/itemProps1.xml><?xml version="1.0" encoding="utf-8"?>
-<ds:datastoreItem xmlns:ds="http://schemas.openxmlformats.org/officeDocument/2006/customXml" ds:itemID="{C9036CB7-15E6-424B-A108-E0094BC1C717}">
+<ds:datastoreItem xmlns:ds="http://schemas.openxmlformats.org/officeDocument/2006/customXml" ds:itemID="{122EF1C3-3965-4F83-8993-7DB8FE0FA60D}">
   <ds:schemaRefs>
     <ds:schemaRef ds:uri="http://schemas.openxmlformats.org/officeDocument/2006/bibliography"/>
   </ds:schemaRefs>
